--- a/public_html/15/Обратная связь - 15.docx
+++ b/public_html/15/Обратная связь - 15.docx
@@ -10,264 +10,15 @@
         </w:rPr>
       </w:pPr>
       <w:r>
-        <w:t>Презентация?</w:t>
+        <w:t>Презентация</w:t>
       </w:r>
     </w:p>
     <w:p>
       <w:pPr>
-        <w:pStyle w:val="a7"/>
-        <w:numPr>
-          <w:ilvl w:val="0"/>
-          <w:numId w:val="1"/>
-        </w:numPr>
         <w:spacing w:line="360" w:lineRule="auto"/>
-        <w:rPr>
-          <w:lang w:val="en-US"/>
-        </w:rPr>
       </w:pPr>
       <w:r>
-        <w:rPr>
-          <w:b/>
-          <w:bCs/>
-          <w:color w:val="EE0000"/>
-        </w:rPr>
-        <w:t>Оформите стартовую страничку</w:t>
-      </w:r>
-      <w:r>
-        <w:rPr>
-          <w:color w:val="EE0000"/>
-        </w:rPr>
-        <w:t xml:space="preserve"> </w:t>
-      </w:r>
-      <w:proofErr w:type="spellStart"/>
-      <w:r>
-        <w:t>public_html</w:t>
-      </w:r>
-      <w:proofErr w:type="spellEnd"/>
-      <w:r>
-        <w:t>/15/index.html</w:t>
-      </w:r>
-      <w:r>
-        <w:t>. На ней уже сделаете развилку куда нужно.</w:t>
-      </w:r>
-    </w:p>
-    <w:p>
-      <w:pPr>
-        <w:pStyle w:val="a7"/>
-        <w:numPr>
-          <w:ilvl w:val="0"/>
-          <w:numId w:val="1"/>
-        </w:numPr>
-        <w:spacing w:line="360" w:lineRule="auto"/>
-      </w:pPr>
-      <w:r>
-        <w:t>Картинки в отдельную папку.</w:t>
-      </w:r>
-    </w:p>
-    <w:p>
-      <w:pPr>
-        <w:pStyle w:val="a7"/>
-        <w:numPr>
-          <w:ilvl w:val="0"/>
-          <w:numId w:val="1"/>
-        </w:numPr>
-        <w:spacing w:line="360" w:lineRule="auto"/>
-      </w:pPr>
-      <w:r>
-        <w:rPr>
-          <w:b/>
-          <w:bCs/>
-          <w:color w:val="EE0000"/>
-        </w:rPr>
-        <w:t>Не увидела</w:t>
-      </w:r>
-      <w:r>
-        <w:rPr>
-          <w:b/>
-          <w:bCs/>
-          <w:color w:val="EE0000"/>
-        </w:rPr>
-        <w:t xml:space="preserve"> в </w:t>
-      </w:r>
-      <w:proofErr w:type="spellStart"/>
-      <w:r>
-        <w:rPr>
-          <w:b/>
-          <w:bCs/>
-          <w:color w:val="EE0000"/>
-        </w:rPr>
-        <w:t>Components</w:t>
-      </w:r>
-      <w:proofErr w:type="spellEnd"/>
-      <w:r>
-        <w:rPr>
-          <w:b/>
-          <w:bCs/>
-          <w:color w:val="EE0000"/>
-        </w:rPr>
-        <w:t xml:space="preserve"> описания</w:t>
-      </w:r>
-      <w:r>
-        <w:rPr>
-          <w:b/>
-          <w:bCs/>
-          <w:color w:val="EE0000"/>
-        </w:rPr>
-        <w:t xml:space="preserve"> того, как что использовать. Только примеры</w:t>
-      </w:r>
-      <w:r>
-        <w:t>.</w:t>
-      </w:r>
-      <w:r>
-        <w:t xml:space="preserve"> В формах это удобно реализовано.</w:t>
-      </w:r>
-    </w:p>
-    <w:p>
-      <w:pPr>
-        <w:pStyle w:val="a7"/>
-        <w:numPr>
-          <w:ilvl w:val="0"/>
-          <w:numId w:val="1"/>
-        </w:numPr>
-        <w:spacing w:line="360" w:lineRule="auto"/>
-      </w:pPr>
-      <w:r>
-        <w:t>Что</w:t>
-      </w:r>
-      <w:r>
-        <w:t xml:space="preserve">-то </w:t>
-      </w:r>
-      <w:r>
-        <w:t>нужно</w:t>
-      </w:r>
-      <w:r>
-        <w:t xml:space="preserve"> сделать общим оформлением </w:t>
-      </w:r>
-      <w:proofErr w:type="spellStart"/>
-      <w:proofErr w:type="gramStart"/>
-      <w:r>
-        <w:rPr>
-          <w:b/>
-          <w:bCs/>
-          <w:color w:val="EE0000"/>
-        </w:rPr>
-        <w:t>Components</w:t>
-      </w:r>
-      <w:proofErr w:type="spellEnd"/>
-      <w:r>
-        <w:rPr>
-          <w:b/>
-          <w:bCs/>
-          <w:color w:val="EE0000"/>
-        </w:rPr>
-        <w:t xml:space="preserve"> </w:t>
-      </w:r>
-      <w:r>
-        <w:rPr>
-          <w:b/>
-          <w:bCs/>
-          <w:color w:val="EE0000"/>
-        </w:rPr>
-        <w:t xml:space="preserve"> </w:t>
-      </w:r>
-      <w:r>
-        <w:t>–</w:t>
-      </w:r>
-      <w:proofErr w:type="gramEnd"/>
-      <w:r>
-        <w:t xml:space="preserve"> у меня </w:t>
-      </w:r>
-      <w:r>
-        <w:t xml:space="preserve">в глазах </w:t>
-      </w:r>
-      <w:r>
-        <w:t>все на странице сливается. Хочется четкой структуры, отступов между разделами и элементами. Возможно, стоит добавить еще страниц, чтобы они были не такими большими</w:t>
-      </w:r>
-      <w:r>
-        <w:t>,</w:t>
-      </w:r>
-      <w:r>
-        <w:t xml:space="preserve"> и </w:t>
-      </w:r>
-      <w:r>
-        <w:t>сильнее</w:t>
-      </w:r>
-      <w:r>
-        <w:t xml:space="preserve"> выделить заголовки разделов, чтобы глаз </w:t>
-      </w:r>
-      <w:proofErr w:type="gramStart"/>
-      <w:r>
-        <w:t>понимал</w:t>
-      </w:r>
-      <w:proofErr w:type="gramEnd"/>
-      <w:r>
-        <w:t xml:space="preserve"> где что начинается и заканчивается.</w:t>
-      </w:r>
-    </w:p>
-    <w:p>
-      <w:pPr>
-        <w:pStyle w:val="a7"/>
-        <w:numPr>
-          <w:ilvl w:val="0"/>
-          <w:numId w:val="1"/>
-        </w:numPr>
-        <w:spacing w:line="360" w:lineRule="auto"/>
-      </w:pPr>
-      <w:r>
-        <w:t>Не делайте картинки большими (на весь экран).</w:t>
-      </w:r>
-    </w:p>
-    <w:p>
-      <w:pPr>
-        <w:pStyle w:val="a7"/>
-        <w:numPr>
-          <w:ilvl w:val="0"/>
-          <w:numId w:val="1"/>
-        </w:numPr>
-        <w:spacing w:line="360" w:lineRule="auto"/>
-      </w:pPr>
-      <w:r>
-        <w:t xml:space="preserve">В </w:t>
-      </w:r>
-      <w:r>
-        <w:t>формах</w:t>
-      </w:r>
-      <w:r>
-        <w:t xml:space="preserve"> </w:t>
-      </w:r>
-      <w:r>
-        <w:t>и гриде</w:t>
-      </w:r>
-      <w:r>
-        <w:t xml:space="preserve"> не </w:t>
-      </w:r>
-      <w:r>
-        <w:t>погрузились</w:t>
-      </w:r>
-      <w:r>
-        <w:t xml:space="preserve"> стили. </w:t>
-      </w:r>
-    </w:p>
-    <w:p>
-      <w:pPr>
-        <w:pStyle w:val="a7"/>
-        <w:numPr>
-          <w:ilvl w:val="0"/>
-          <w:numId w:val="1"/>
-        </w:numPr>
-        <w:spacing w:line="360" w:lineRule="auto"/>
-      </w:pPr>
-      <w:r>
-        <w:t xml:space="preserve">Сформируйте итоговую теорию в </w:t>
-      </w:r>
-      <w:r>
-        <w:rPr>
-          <w:lang w:val="en-US"/>
-        </w:rPr>
-        <w:t>pdf</w:t>
-      </w:r>
-      <w:r>
-        <w:t>.</w:t>
+        <w:t>Отсутствует</w:t>
       </w:r>
     </w:p>
     <w:p>
@@ -279,11 +30,9 @@
       </w:r>
     </w:p>
     <w:p>
-      <w:proofErr w:type="spellStart"/>
       <w:r>
-        <w:t>отсутвуют</w:t>
+        <w:t>Всего 4. Ответов нет.</w:t>
       </w:r>
-      <w:proofErr w:type="spellEnd"/>
     </w:p>
     <w:p>
       <w:pPr>
@@ -291,14 +40,11 @@
       </w:pPr>
       <w:r>
         <w:t>Примеры</w:t>
-      </w:r>
-      <w:r>
-        <w:t>?</w:t>
       </w:r>
     </w:p>
     <w:p>
       <w:r>
-        <w:t>По содержанию претензий нет</w:t>
+        <w:t>Переименовать пустую страницу и добавить в ней отступы.</w:t>
       </w:r>
     </w:p>
     <w:p>
@@ -311,7 +57,7 @@
     </w:p>
     <w:p>
       <w:r>
-        <w:t>Отсутствуют.</w:t>
+        <w:t>Нужно еще 1 задание. Одного мало.</w:t>
       </w:r>
     </w:p>
     <w:sectPr>

--- a/public_html/15/Обратная связь - 15.docx
+++ b/public_html/15/Обратная связь - 15.docx
@@ -5,9 +5,6 @@
     <w:p>
       <w:pPr>
         <w:pStyle w:val="1"/>
-        <w:rPr>
-          <w:lang w:val="en-US"/>
-        </w:rPr>
       </w:pPr>
       <w:r>
         <w:t>Презентация</w:t>
@@ -44,7 +41,7 @@
     </w:p>
     <w:p>
       <w:r>
-        <w:t>Переименовать пустую страницу и добавить в ней отступы.</w:t>
+        <w:t>Замечаний нет</w:t>
       </w:r>
     </w:p>
     <w:p>

--- a/public_html/15/Обратная связь - 15.docx
+++ b/public_html/15/Обратная связь - 15.docx
@@ -12,49 +12,127 @@
     </w:p>
     <w:p>
       <w:pPr>
+        <w:pStyle w:val="a7"/>
+        <w:numPr>
+          <w:ilvl w:val="0"/>
+          <w:numId w:val="2"/>
+        </w:numPr>
         <w:spacing w:line="360" w:lineRule="auto"/>
       </w:pPr>
       <w:r>
-        <w:t>Отсутствует</w:t>
+        <w:t>Не могу ничего скопировать.</w:t>
       </w:r>
     </w:p>
     <w:p>
       <w:pPr>
-        <w:pStyle w:val="1"/>
-      </w:pPr>
-      <w:r>
-        <w:t>Вопросы по теории</w:t>
+        <w:pStyle w:val="a7"/>
+        <w:numPr>
+          <w:ilvl w:val="0"/>
+          <w:numId w:val="2"/>
+        </w:numPr>
+        <w:spacing w:line="360" w:lineRule="auto"/>
+      </w:pPr>
+      <w:r>
+        <w:t xml:space="preserve">Добавьте о том, что такое </w:t>
+      </w:r>
+      <w:r>
+        <w:rPr>
+          <w:lang w:val="en-US"/>
+        </w:rPr>
+        <w:t>bootstrap</w:t>
+      </w:r>
+      <w:r>
+        <w:t xml:space="preserve"> </w:t>
+      </w:r>
+      <w:r>
+        <w:t>и как его добавить на страницу. С этого нужно начинать. А у вас сразу контейнеры…</w:t>
       </w:r>
     </w:p>
     <w:p>
-      <w:r>
-        <w:t>Всего 4. Ответов нет.</w:t>
+      <w:pPr>
+        <w:pStyle w:val="1"/>
+      </w:pPr>
+      <w:r>
+        <w:t>Вопросы по теории</w:t>
       </w:r>
     </w:p>
     <w:p>
-      <w:pPr>
-        <w:pStyle w:val="1"/>
-      </w:pPr>
-      <w:r>
-        <w:t>Примеры</w:t>
+      <w:r>
+        <w:t>Замечаний нет</w:t>
       </w:r>
     </w:p>
     <w:p>
-      <w:r>
-        <w:t>Замечаний нет</w:t>
+      <w:pPr>
+        <w:pStyle w:val="1"/>
+      </w:pPr>
+      <w:r>
+        <w:t>Примеры</w:t>
       </w:r>
     </w:p>
     <w:p>
-      <w:pPr>
-        <w:pStyle w:val="1"/>
-      </w:pPr>
-      <w:r>
-        <w:t>Практические задания</w:t>
+      <w:r>
+        <w:t>Замечаний нет</w:t>
       </w:r>
     </w:p>
     <w:p>
-      <w:r>
-        <w:t>Нужно еще 1 задание. Одного мало.</w:t>
+      <w:pPr>
+        <w:pStyle w:val="1"/>
+      </w:pPr>
+      <w:r>
+        <w:t>Практические задания</w:t>
+      </w:r>
+    </w:p>
+    <w:p>
+      <w:r>
+        <w:rPr>
+          <w:lang w:val="en-US"/>
+        </w:rPr>
+        <w:t>public</w:t>
+      </w:r>
+      <w:r>
+        <w:t>_</w:t>
+      </w:r>
+      <w:r>
+        <w:rPr>
+          <w:lang w:val="en-US"/>
+        </w:rPr>
+        <w:t>html</w:t>
+      </w:r>
+      <w:r>
+        <w:t>/15/</w:t>
+      </w:r>
+      <w:r>
+        <w:rPr>
+          <w:lang w:val="en-US"/>
+        </w:rPr>
+        <w:t>index</w:t>
+      </w:r>
+      <w:r>
+        <w:t>.</w:t>
+      </w:r>
+      <w:r>
+        <w:rPr>
+          <w:lang w:val="en-US"/>
+        </w:rPr>
+        <w:t>html</w:t>
+      </w:r>
+      <w:r>
+        <w:t xml:space="preserve"> – </w:t>
+      </w:r>
+      <w:r>
+        <w:t>добавьте</w:t>
+      </w:r>
+      <w:r>
+        <w:t xml:space="preserve"> </w:t>
+      </w:r>
+      <w:r>
+        <w:t>отступы</w:t>
+      </w:r>
+      <w:r>
+        <w:t xml:space="preserve"> </w:t>
+      </w:r>
+      <w:r>
+        <w:t>на странице, чтобы текст не «прилипал» к краю окна. И добавьте отступ сверху у заголовков.</w:t>
       </w:r>
     </w:p>
     <w:sectPr>
@@ -155,8 +233,100 @@
       </w:pPr>
     </w:lvl>
   </w:abstractNum>
+  <w:abstractNum w:abstractNumId="1" w15:restartNumberingAfterBreak="0">
+    <w:nsid w:val="22E43A20"/>
+    <w:multiLevelType w:val="hybridMultilevel"/>
+    <w:tmpl w:val="B1C8FCE6"/>
+    <w:lvl w:ilvl="0" w:tplc="0419000F">
+      <w:start w:val="1"/>
+      <w:numFmt w:val="decimal"/>
+      <w:lvlText w:val="%1."/>
+      <w:lvlJc w:val="left"/>
+      <w:pPr>
+        <w:ind w:left="720" w:hanging="360"/>
+      </w:pPr>
+      <w:rPr>
+        <w:rFonts w:hint="default"/>
+      </w:rPr>
+    </w:lvl>
+    <w:lvl w:ilvl="1" w:tplc="04190019" w:tentative="1">
+      <w:start w:val="1"/>
+      <w:numFmt w:val="lowerLetter"/>
+      <w:lvlText w:val="%2."/>
+      <w:lvlJc w:val="left"/>
+      <w:pPr>
+        <w:ind w:left="1440" w:hanging="360"/>
+      </w:pPr>
+    </w:lvl>
+    <w:lvl w:ilvl="2" w:tplc="0419001B" w:tentative="1">
+      <w:start w:val="1"/>
+      <w:numFmt w:val="lowerRoman"/>
+      <w:lvlText w:val="%3."/>
+      <w:lvlJc w:val="right"/>
+      <w:pPr>
+        <w:ind w:left="2160" w:hanging="180"/>
+      </w:pPr>
+    </w:lvl>
+    <w:lvl w:ilvl="3" w:tplc="0419000F" w:tentative="1">
+      <w:start w:val="1"/>
+      <w:numFmt w:val="decimal"/>
+      <w:lvlText w:val="%4."/>
+      <w:lvlJc w:val="left"/>
+      <w:pPr>
+        <w:ind w:left="2880" w:hanging="360"/>
+      </w:pPr>
+    </w:lvl>
+    <w:lvl w:ilvl="4" w:tplc="04190019" w:tentative="1">
+      <w:start w:val="1"/>
+      <w:numFmt w:val="lowerLetter"/>
+      <w:lvlText w:val="%5."/>
+      <w:lvlJc w:val="left"/>
+      <w:pPr>
+        <w:ind w:left="3600" w:hanging="360"/>
+      </w:pPr>
+    </w:lvl>
+    <w:lvl w:ilvl="5" w:tplc="0419001B" w:tentative="1">
+      <w:start w:val="1"/>
+      <w:numFmt w:val="lowerRoman"/>
+      <w:lvlText w:val="%6."/>
+      <w:lvlJc w:val="right"/>
+      <w:pPr>
+        <w:ind w:left="4320" w:hanging="180"/>
+      </w:pPr>
+    </w:lvl>
+    <w:lvl w:ilvl="6" w:tplc="0419000F" w:tentative="1">
+      <w:start w:val="1"/>
+      <w:numFmt w:val="decimal"/>
+      <w:lvlText w:val="%7."/>
+      <w:lvlJc w:val="left"/>
+      <w:pPr>
+        <w:ind w:left="5040" w:hanging="360"/>
+      </w:pPr>
+    </w:lvl>
+    <w:lvl w:ilvl="7" w:tplc="04190019" w:tentative="1">
+      <w:start w:val="1"/>
+      <w:numFmt w:val="lowerLetter"/>
+      <w:lvlText w:val="%8."/>
+      <w:lvlJc w:val="left"/>
+      <w:pPr>
+        <w:ind w:left="5760" w:hanging="360"/>
+      </w:pPr>
+    </w:lvl>
+    <w:lvl w:ilvl="8" w:tplc="0419001B" w:tentative="1">
+      <w:start w:val="1"/>
+      <w:numFmt w:val="lowerRoman"/>
+      <w:lvlText w:val="%9."/>
+      <w:lvlJc w:val="right"/>
+      <w:pPr>
+        <w:ind w:left="6480" w:hanging="180"/>
+      </w:pPr>
+    </w:lvl>
+  </w:abstractNum>
   <w:num w:numId="1" w16cid:durableId="648247844">
     <w:abstractNumId w:val="0"/>
+  </w:num>
+  <w:num w:numId="2" w16cid:durableId="430127913">
+    <w:abstractNumId w:val="1"/>
   </w:num>
 </w:numbering>
 </file>
